--- a/tillsyn/A 15145-2025 tillsynsbegäran.docx
+++ b/tillsyn/A 15145-2025 tillsynsbegäran.docx
@@ -373,7 +373,7 @@
     <w:r>
       <w:tab/>
       <w:tab/>
-      <w:t>2025-04-02</w:t>
+      <w:t>2025-04-03</w:t>
       <w:br/>
       <w:br/>
     </w:r>

--- a/tillsyn/A 15145-2025 tillsynsbegäran.docx
+++ b/tillsyn/A 15145-2025 tillsynsbegäran.docx
@@ -373,7 +373,7 @@
     <w:r>
       <w:tab/>
       <w:tab/>
-      <w:t>2025-04-03</w:t>
+      <w:t>2025-04-05</w:t>
       <w:br/>
       <w:br/>
     </w:r>

--- a/tillsyn/A 15145-2025 tillsynsbegäran.docx
+++ b/tillsyn/A 15145-2025 tillsynsbegäran.docx
@@ -373,7 +373,7 @@
     <w:r>
       <w:tab/>
       <w:tab/>
-      <w:t>2025-04-05</w:t>
+      <w:t>2025-04-06</w:t>
       <w:br/>
       <w:br/>
     </w:r>

--- a/tillsyn/A 15145-2025 tillsynsbegäran.docx
+++ b/tillsyn/A 15145-2025 tillsynsbegäran.docx
@@ -373,7 +373,7 @@
     <w:r>
       <w:tab/>
       <w:tab/>
-      <w:t>2025-04-06</w:t>
+      <w:t>2025-04-07</w:t>
       <w:br/>
       <w:br/>
     </w:r>

--- a/tillsyn/A 15145-2025 tillsynsbegäran.docx
+++ b/tillsyn/A 15145-2025 tillsynsbegäran.docx
@@ -373,7 +373,7 @@
     <w:r>
       <w:tab/>
       <w:tab/>
-      <w:t>2025-04-07</w:t>
+      <w:t>2025-04-08</w:t>
       <w:br/>
       <w:br/>
     </w:r>

--- a/tillsyn/A 15145-2025 tillsynsbegäran.docx
+++ b/tillsyn/A 15145-2025 tillsynsbegäran.docx
@@ -373,7 +373,7 @@
     <w:r>
       <w:tab/>
       <w:tab/>
-      <w:t>2025-04-08</w:t>
+      <w:t>2025-04-09</w:t>
       <w:br/>
       <w:br/>
     </w:r>

--- a/tillsyn/A 15145-2025 tillsynsbegäran.docx
+++ b/tillsyn/A 15145-2025 tillsynsbegäran.docx
@@ -126,6 +126,17 @@
       </w:r>
       <w:r>
         <w:t>(artikel 1). Vidare att de åtgärder som vidtas inte får leda till en försämring av den nuvarande situationen beträffande bevarandet av de fågelarter som avses i artikel 1 (artikel 13). Fågeldirektivet är styrande för tillsynsansvariga myndigheters ärendehantering, ställningstaganden och beslutsfattande.</w:t>
+      </w:r>
+    </w:p>
+    <w:p>
+      <w:r>
+        <w:rPr>
+          <w:b/>
+        </w:rPr>
+        <w:t>Korallrot (§8)</w:t>
+      </w:r>
+      <w:r>
+        <w:t xml:space="preserve"> växer i sumpskogar och annan fuktig eller växelfuktig skogsmark, exempelvis i alkärr och kärrkanter, fuktiga bäckdalar, raviner, myrlaggar, sumpiga strandskogar samt i fuktiga lundar. Den visar på mer eller mindre stabila förhållanden och intakt hydrologi och är känslig för avverkning, körskador, skogsgödsling och dikning. Arten är fridlyst enligt 8 § artskyddsförordningen (SLU Artdatabanken, 2024; Nitare &amp; Skogsstyrelsen, 2019).</w:t>
       </w:r>
     </w:p>
     <w:p>
@@ -373,7 +384,7 @@
     <w:r>
       <w:tab/>
       <w:tab/>
-      <w:t>2025-04-09</w:t>
+      <w:t>2025-04-10</w:t>
       <w:br/>
       <w:br/>
     </w:r>

--- a/tillsyn/A 15145-2025 tillsynsbegäran.docx
+++ b/tillsyn/A 15145-2025 tillsynsbegäran.docx
@@ -384,7 +384,7 @@
     <w:r>
       <w:tab/>
       <w:tab/>
-      <w:t>2025-04-10</w:t>
+      <w:t>2025-04-11</w:t>
       <w:br/>
       <w:br/>
     </w:r>

--- a/tillsyn/A 15145-2025 tillsynsbegäran.docx
+++ b/tillsyn/A 15145-2025 tillsynsbegäran.docx
@@ -395,7 +395,7 @@
     <w:r>
       <w:tab/>
       <w:tab/>
-      <w:t>2025-05-03</w:t>
+      <w:t>2025-05-04</w:t>
       <w:br/>
       <w:br/>
     </w:r>

--- a/tillsyn/A 15145-2025 tillsynsbegäran.docx
+++ b/tillsyn/A 15145-2025 tillsynsbegäran.docx
@@ -395,7 +395,7 @@
     <w:r>
       <w:tab/>
       <w:tab/>
-      <w:t>2025-05-04</w:t>
+      <w:t>2025-05-06</w:t>
       <w:br/>
       <w:br/>
     </w:r>

--- a/tillsyn/A 15145-2025 tillsynsbegäran.docx
+++ b/tillsyn/A 15145-2025 tillsynsbegäran.docx
@@ -395,7 +395,7 @@
     <w:r>
       <w:tab/>
       <w:tab/>
-      <w:t>2025-05-06</w:t>
+      <w:t>2025-05-07</w:t>
       <w:br/>
       <w:br/>
     </w:r>

--- a/tillsyn/A 15145-2025 tillsynsbegäran.docx
+++ b/tillsyn/A 15145-2025 tillsynsbegäran.docx
@@ -395,7 +395,7 @@
     <w:r>
       <w:tab/>
       <w:tab/>
-      <w:t>2025-05-07</w:t>
+      <w:t>2025-05-08</w:t>
       <w:br/>
       <w:br/>
     </w:r>

--- a/tillsyn/A 15145-2025 tillsynsbegäran.docx
+++ b/tillsyn/A 15145-2025 tillsynsbegäran.docx
@@ -395,7 +395,7 @@
     <w:r>
       <w:tab/>
       <w:tab/>
-      <w:t>2025-05-08</w:t>
+      <w:t>2025-05-09</w:t>
       <w:br/>
       <w:br/>
     </w:r>

--- a/tillsyn/A 15145-2025 tillsynsbegäran.docx
+++ b/tillsyn/A 15145-2025 tillsynsbegäran.docx
@@ -395,7 +395,7 @@
     <w:r>
       <w:tab/>
       <w:tab/>
-      <w:t>2025-05-09</w:t>
+      <w:t>2025-05-10</w:t>
       <w:br/>
       <w:br/>
     </w:r>

--- a/tillsyn/A 15145-2025 tillsynsbegäran.docx
+++ b/tillsyn/A 15145-2025 tillsynsbegäran.docx
@@ -395,7 +395,7 @@
     <w:r>
       <w:tab/>
       <w:tab/>
-      <w:t>2025-05-10</w:t>
+      <w:t>2025-05-11</w:t>
       <w:br/>
       <w:br/>
     </w:r>

--- a/tillsyn/A 15145-2025 tillsynsbegäran.docx
+++ b/tillsyn/A 15145-2025 tillsynsbegäran.docx
@@ -395,7 +395,7 @@
     <w:r>
       <w:tab/>
       <w:tab/>
-      <w:t>2025-05-11</w:t>
+      <w:t>2025-05-12</w:t>
       <w:br/>
       <w:br/>
     </w:r>

--- a/tillsyn/A 15145-2025 tillsynsbegäran.docx
+++ b/tillsyn/A 15145-2025 tillsynsbegäran.docx
@@ -395,7 +395,7 @@
     <w:r>
       <w:tab/>
       <w:tab/>
-      <w:t>2025-05-12</w:t>
+      <w:t>2025-05-13</w:t>
       <w:br/>
       <w:br/>
     </w:r>

--- a/tillsyn/A 15145-2025 tillsynsbegäran.docx
+++ b/tillsyn/A 15145-2025 tillsynsbegäran.docx
@@ -395,7 +395,7 @@
     <w:r>
       <w:tab/>
       <w:tab/>
-      <w:t>2025-05-13</w:t>
+      <w:t>2025-05-14</w:t>
       <w:br/>
       <w:br/>
     </w:r>

--- a/tillsyn/A 15145-2025 tillsynsbegäran.docx
+++ b/tillsyn/A 15145-2025 tillsynsbegäran.docx
@@ -395,7 +395,7 @@
     <w:r>
       <w:tab/>
       <w:tab/>
-      <w:t>2025-05-14</w:t>
+      <w:t>2025-05-15</w:t>
       <w:br/>
       <w:br/>
     </w:r>

--- a/tillsyn/A 15145-2025 tillsynsbegäran.docx
+++ b/tillsyn/A 15145-2025 tillsynsbegäran.docx
@@ -395,7 +395,7 @@
     <w:r>
       <w:tab/>
       <w:tab/>
-      <w:t>2025-05-15</w:t>
+      <w:t>2025-05-16</w:t>
       <w:br/>
       <w:br/>
     </w:r>

--- a/tillsyn/A 15145-2025 tillsynsbegäran.docx
+++ b/tillsyn/A 15145-2025 tillsynsbegäran.docx
@@ -395,7 +395,7 @@
     <w:r>
       <w:tab/>
       <w:tab/>
-      <w:t>2025-05-16</w:t>
+      <w:t>2025-05-17</w:t>
       <w:br/>
       <w:br/>
     </w:r>

--- a/tillsyn/A 15145-2025 tillsynsbegäran.docx
+++ b/tillsyn/A 15145-2025 tillsynsbegäran.docx
@@ -395,7 +395,7 @@
     <w:r>
       <w:tab/>
       <w:tab/>
-      <w:t>2025-05-17</w:t>
+      <w:t>2025-05-18</w:t>
       <w:br/>
       <w:br/>
     </w:r>

--- a/tillsyn/A 15145-2025 tillsynsbegäran.docx
+++ b/tillsyn/A 15145-2025 tillsynsbegäran.docx
@@ -395,7 +395,7 @@
     <w:r>
       <w:tab/>
       <w:tab/>
-      <w:t>2025-05-18</w:t>
+      <w:t>2025-05-19</w:t>
       <w:br/>
       <w:br/>
     </w:r>

--- a/tillsyn/A 15145-2025 tillsynsbegäran.docx
+++ b/tillsyn/A 15145-2025 tillsynsbegäran.docx
@@ -395,7 +395,7 @@
     <w:r>
       <w:tab/>
       <w:tab/>
-      <w:t>2025-05-19</w:t>
+      <w:t>2025-05-20</w:t>
       <w:br/>
       <w:br/>
     </w:r>

--- a/tillsyn/A 15145-2025 tillsynsbegäran.docx
+++ b/tillsyn/A 15145-2025 tillsynsbegäran.docx
@@ -395,7 +395,7 @@
     <w:r>
       <w:tab/>
       <w:tab/>
-      <w:t>2025-05-20</w:t>
+      <w:t>2025-05-21</w:t>
       <w:br/>
       <w:br/>
     </w:r>

--- a/tillsyn/A 15145-2025 tillsynsbegäran.docx
+++ b/tillsyn/A 15145-2025 tillsynsbegäran.docx
@@ -395,7 +395,7 @@
     <w:r>
       <w:tab/>
       <w:tab/>
-      <w:t>2025-05-21</w:t>
+      <w:t>2025-05-22</w:t>
       <w:br/>
       <w:br/>
     </w:r>

--- a/tillsyn/A 15145-2025 tillsynsbegäran.docx
+++ b/tillsyn/A 15145-2025 tillsynsbegäran.docx
@@ -35,7 +35,7 @@
     </w:p>
     <w:p>
       <w:r>
-        <w:t>I avverkningsanmälan har följande 10 naturvårdsarter hittats: granticka (NT), rosenticka (NT), korallrot (S, §8), norrlandslav (S), spindelblomster (S, §8), tvåblad (S, §8), ögonpyrola (S), lavskrika (§4), fläcknycklar (§8) och revlummer (§9). Av dessa är 2 rödlistade. För rödlistade arter har rödlistekategorin angivits inom parentes. Arter som är signalarter enligt Skogsstyrelsen har markerats med (S). För fridlysta arter anges även paragrafen i Artskyddsförordningen som arten är fridlyst enligt.</w:t>
+        <w:t>I avverkningsanmälan har följande 11 naturvårdsarter hittats: granticka (NT), rosenticka (NT), tretåig hackspett (NT, §4), korallrot (S, §8), norrlandslav (S), spindelblomster (S, §8), tvåblad (S, §8), ögonpyrola (S), lavskrika (§4), fläcknycklar (§8) och revlummer (§9). Av dessa är 3 rödlistade. För rödlistade arter har rödlistekategorin angivits inom parentes. Arter som är signalarter enligt Skogsstyrelsen har markerats med (S). För fridlysta arter anges även paragrafen i Artskyddsförordningen som arten är fridlyst enligt.</w:t>
       </w:r>
     </w:p>
     <w:p>
@@ -50,7 +50,7 @@
       <w:r>
         <w:drawing>
           <wp:inline xmlns:a="http://schemas.openxmlformats.org/drawingml/2006/main" xmlns:pic="http://schemas.openxmlformats.org/drawingml/2006/picture">
-            <wp:extent cx="5486400" cy="4823391"/>
+            <wp:extent cx="5486400" cy="4756762"/>
             <wp:docPr id="1" name="Picture 1"/>
             <wp:cNvGraphicFramePr>
               <a:graphicFrameLocks noChangeAspect="1"/>
@@ -71,7 +71,7 @@
                   <pic:spPr>
                     <a:xfrm>
                       <a:off x="0" y="0"/>
-                      <a:ext cx="5486400" cy="4823391"/>
+                      <a:ext cx="5486400" cy="4756762"/>
                     </a:xfrm>
                     <a:prstGeom prst="rect"/>
                   </pic:spPr>
@@ -122,7 +122,7 @@
     </w:p>
     <w:p>
       <w:r>
-        <w:t>Följande fridlysta arter har sina livsmiljöer och växtplatser i den avverkningsanmälda skogen: korallrot (S, §8), spindelblomster (S, §8), tvåblad (S, §8), lavskrika (§4), fläcknycklar (§8) och revlummer (§9).</w:t>
+        <w:t>Följande fridlysta arter har sina livsmiljöer och växtplatser i den avverkningsanmälda skogen: tretåig hackspett (NT, §4), korallrot (S, §8), spindelblomster (S, §8), tvåblad (S, §8), lavskrika (§4), fläcknycklar (§8) och revlummer (§9).</w:t>
       </w:r>
     </w:p>
     <w:p>
@@ -170,6 +170,17 @@
       </w:r>
       <w:r>
         <w:t xml:space="preserve"> växer i äldre mossrik granskog eller barrblandskog, men även i fjällbjörkskog. Arten indikerar långvarig trädkontinuitet och hög luftfuktighet och är mycket känslig för uttorkning och markskador. Spindelblomster har i många trakter minskat starkt under senare tid på grund av slutavverkningar och skogsmarksdikning (Nitare &amp; Skogsstyrelsen, 2019).</w:t>
+      </w:r>
+    </w:p>
+    <w:p>
+      <w:r>
+        <w:rPr>
+          <w:b/>
+        </w:rPr>
+        <w:t>Tretåig hackspett (NT, §4)</w:t>
+      </w:r>
+      <w:r>
+        <w:t xml:space="preserve"> är rödlistad som nära hotad och ingår i bilaga 1 i EU:s fågeldirektiv. Tretåig hackspett är för sin överlevnad beroende av kontinuerlig tillförsel av äldre döende och död ved, som sker genom naturliga självgallringsprocesser i äldre grannaturskogar och barrblandade naturskogar. Om en skog genom skogsbruk gallras eller glesas ur så upphör och uteblir i stort sett den naturliga självgallringsprocessen för mycket lång tid framöver vilket omöjliggör upprätthållandet av den kontinuerliga ekologiska funktionen i ett område. Det finns studier som visar att naturskogens självgallringsprocess som den tretåiga hackspetten är beroende av, inte kan ersättas med efterlämnad hänsyn i skogsbruket (Imbeau &amp; Desrochers, 2002). Storleken på häckningsreviret varierar med skogstypen, förekomsten av död ved och graden av fragmentering, men är i allmänhet i storleksordningen 25–100 hektar. Vintertid krävs ofta betydligt större områden och det finns studier som antyder att arten behöver minst 100 hektar äldre skog. I områden med låg bonitet kan det behövas över 200 hektar lämpligt habitat för att ett par ska kunna reproducera sig. Områden med dokumenterad permanent förekomst i naturskogsmiljöer har vanligen så stora naturvärden att skogsbruk är olämpligt (Skogsstyrelsen, 2016).</w:t>
       </w:r>
     </w:p>
     <w:p>
@@ -267,6 +278,169 @@
         <w:t>SLU Artdatabanken, Uppsala</w:t>
       </w:r>
     </w:p>
+    <w:p>
+      <w:pPr>
+        <w:pStyle w:val="Heading1"/>
+      </w:pPr>
+      <w:r>
+        <w:t>Tretåig hackspett – ekologi samt krav på livsmiljön</w:t>
+      </w:r>
+    </w:p>
+    <w:p>
+      <w:r>
+        <w:t xml:space="preserve">Tretåig hackspett (NT) är fridlyst enligt §4 Artskyddsförordningen och finns med som prioriterad art i Skogsstyrelsen vägledning för skogsbruket (bilaga 4 till SVL). I vägledningen står bland annat att: </w:t>
+      </w:r>
+      <w:r>
+        <w:rPr>
+          <w:i/>
+        </w:rPr>
+        <w:t xml:space="preserve">“Tretåig hackspett har stora arealkrav och höga krav på sin livsmiljö. Omdaningen av naturskogar till kulturskogar medför en förlust av viktiga miljöer, något som förstärks av ökad fragmentering till följd av avverkningar.” </w:t>
+      </w:r>
+      <w:r>
+        <w:t xml:space="preserve">Vidare att: </w:t>
+      </w:r>
+      <w:r>
+        <w:rPr>
+          <w:i/>
+        </w:rPr>
+        <w:t>“Områden med dokumenterad permanent förekomst i naturskogsmiljöer har vanligen så stora naturvärden att skogsbruk är olämpligt”.</w:t>
+      </w:r>
+    </w:p>
+    <w:p>
+      <w:r>
+        <w:t>Tretåig hackspett är beroende av större sammanhängande naturskogar med kontinuerlig tillgång och nybildning av död ved och fragmentering av livsmiljöerna utgör ett stort hot mot arten (se exempelvis Stachura-Skierczynska et al., 2009; Wesolowski et al., 2005; Butler et al., 2004; Pakkala et al., 2002; Amcoff et al., 1996; Virkkala, 1991). Det finns studier som visar att naturskogens självgallringsprocess som den tretåiga hackspetten är beroende av, inte kan ersättas med efterlämnad hänsyn i skogsbruket (Imbeau &amp; Desrochers, 2002).</w:t>
+      </w:r>
+    </w:p>
+    <w:p>
+      <w:r>
+        <w:t>Permanenta revir av tretåig hackspett karaktäriseras ofta av artens typiska ringformigt ordnade hackmärken på framför allt gamla granar. För att säkerställa att inte revir av tretåig hackspett drabbas av avverkningsplanerna bör en inventering göras i området både under häckningstid och under vintern, då arten utnyttjar betydligt större områden än under sommarens häckningsrevir. Storleken på häckningsreviret varierar med skogstypen, förekomsten av död ved och graden av fragmentering, men är i allmänhet i storleksordningen 25–100 hektar.</w:t>
+      </w:r>
+    </w:p>
+    <w:p>
+      <w:r>
+        <w:t>Förutom fridlysning enligt §4 Artskyddsförordningen är tretåig hackspett även förtecknad i EU:s fågeldirektiv bilaga 1. Den ingår också i Natura 2000 och är förtecknad i Bernkonventionen bilaga II (strikt skyddade djurarter).</w:t>
+      </w:r>
+    </w:p>
+    <w:p>
+      <w:pPr>
+        <w:pStyle w:val="Heading2"/>
+      </w:pPr>
+      <w:r>
+        <w:t>Referenser – tretåig hackspett</w:t>
+      </w:r>
+    </w:p>
+    <w:p>
+      <w:r>
+        <w:t xml:space="preserve">Amcoff, M. &amp; Eriksson, P. 1996. </w:t>
+      </w:r>
+      <w:r>
+        <w:rPr>
+          <w:i/>
+        </w:rPr>
+        <w:t xml:space="preserve">Förekomst av tretåig hackspett Picoides tridactylus på bestånds- och landskapsnivå. </w:t>
+      </w:r>
+      <w:r>
+        <w:t>Ornis Svecica 6: 107–119</w:t>
+      </w:r>
+    </w:p>
+    <w:p>
+      <w:r>
+        <w:t xml:space="preserve">Butler, R., Angelstam, P., Ekelund, P. &amp; Schlaeffer, R. 2004. </w:t>
+      </w:r>
+      <w:r>
+        <w:rPr>
+          <w:i/>
+        </w:rPr>
+        <w:t xml:space="preserve">Dead wood threshold values for the three-toed woodpecker presence in boreal and sub-Alpine forest. </w:t>
+      </w:r>
+      <w:r>
+        <w:t>Biological conservation 119(3): 305–318</w:t>
+      </w:r>
+    </w:p>
+    <w:p>
+      <w:r>
+        <w:t xml:space="preserve">Imbeau, L. &amp; Desrochers, A. 2002. </w:t>
+      </w:r>
+      <w:r>
+        <w:rPr>
+          <w:i/>
+        </w:rPr>
+        <w:t xml:space="preserve">Foraging Ecology and Use of Drumming Trees by Three-Toed Woodpeckers. </w:t>
+      </w:r>
+      <w:r>
+        <w:t>The Journal of Wildlife Management. Vol. 66, No. 1 (Jan., 2002), pp. 222–231.</w:t>
+      </w:r>
+    </w:p>
+    <w:p>
+      <w:r>
+        <w:t xml:space="preserve">Pakkala, T., Hanski, I. &amp; Tomppo, E. 2002. </w:t>
+      </w:r>
+      <w:r>
+        <w:rPr>
+          <w:i/>
+        </w:rPr>
+        <w:t xml:space="preserve">Spatial ecology of the three-toed woodpecker in managed forest landscapes. </w:t>
+      </w:r>
+      <w:r>
+        <w:t>Silva Fennica 36(1): 279–288.</w:t>
+      </w:r>
+    </w:p>
+    <w:p>
+      <w:r>
+        <w:t xml:space="preserve">Skogsstyrelsen, 2016. </w:t>
+      </w:r>
+      <w:r>
+        <w:rPr>
+          <w:i/>
+        </w:rPr>
+        <w:t xml:space="preserve">Vägledning för hänsyn till fåglar – Tretåig hackspett. </w:t>
+      </w:r>
+      <w:r>
+        <w:t>www.skogsstyrelsen.se</w:t>
+      </w:r>
+    </w:p>
+    <w:p>
+      <w:r>
+        <w:t xml:space="preserve">Stachura-Skierczynska, K., Tumiel, T. &amp; Skierczynski, M. 2009. </w:t>
+      </w:r>
+      <w:r>
+        <w:rPr>
+          <w:i/>
+        </w:rPr>
+        <w:t xml:space="preserve">Habitat prediction model for three-toed woodpecker and its implications for the conservation of biologically valuable forests. </w:t>
+      </w:r>
+      <w:r>
+        <w:t>Forest Ecology and Management 258(5): 697–703.</w:t>
+      </w:r>
+    </w:p>
+    <w:p>
+      <w:r>
+        <w:t xml:space="preserve">Virkkala, R. 1991. </w:t>
+      </w:r>
+      <w:r>
+        <w:rPr>
+          <w:i/>
+        </w:rPr>
+        <w:t xml:space="preserve">Population trends of forest birds in a Finnish Lapland landscape of large habitat blocks – Consequences of stochastic environmental variation or regional habitat alteration. </w:t>
+      </w:r>
+      <w:r>
+        <w:t>Biological conservation 56(2): 223–240</w:t>
+      </w:r>
+    </w:p>
+    <w:p>
+      <w:r>
+        <w:t xml:space="preserve">Wesolowski, T., Czeszczewik, D. &amp; Rowinski, P. 2005. </w:t>
+      </w:r>
+      <w:r>
+        <w:rPr>
+          <w:i/>
+        </w:rPr>
+        <w:t xml:space="preserve">Effects of forest management on Three-toed Woodpecker Picoides tridactylus distribution in the Bialowieza Forest (NE Poland): conservation implications. </w:t>
+      </w:r>
+      <w:r>
+        <w:t>Acta Ornithologica 40(1): 53–60.</w:t>
+      </w:r>
+    </w:p>
     <w:sectPr>
       <w:headerReference w:type="even" r:id="rId8"/>
       <w:headerReference w:type="default" r:id="rId9"/>
@@ -395,7 +569,7 @@
     <w:r>
       <w:tab/>
       <w:tab/>
-      <w:t>2025-05-22</w:t>
+      <w:t>2025-05-23</w:t>
       <w:br/>
       <w:br/>
     </w:r>

--- a/tillsyn/A 15145-2025 tillsynsbegäran.docx
+++ b/tillsyn/A 15145-2025 tillsynsbegäran.docx
@@ -569,7 +569,7 @@
     <w:r>
       <w:tab/>
       <w:tab/>
-      <w:t>2025-05-23</w:t>
+      <w:t>2025-05-24</w:t>
       <w:br/>
       <w:br/>
     </w:r>

--- a/tillsyn/A 15145-2025 tillsynsbegäran.docx
+++ b/tillsyn/A 15145-2025 tillsynsbegäran.docx
@@ -569,7 +569,7 @@
     <w:r>
       <w:tab/>
       <w:tab/>
-      <w:t>2025-05-24</w:t>
+      <w:t>2025-05-25</w:t>
       <w:br/>
       <w:br/>
     </w:r>

--- a/tillsyn/A 15145-2025 tillsynsbegäran.docx
+++ b/tillsyn/A 15145-2025 tillsynsbegäran.docx
@@ -569,7 +569,7 @@
     <w:r>
       <w:tab/>
       <w:tab/>
-      <w:t>2025-05-25</w:t>
+      <w:t>2025-05-26</w:t>
       <w:br/>
       <w:br/>
     </w:r>

--- a/tillsyn/A 15145-2025 tillsynsbegäran.docx
+++ b/tillsyn/A 15145-2025 tillsynsbegäran.docx
@@ -569,7 +569,7 @@
     <w:r>
       <w:tab/>
       <w:tab/>
-      <w:t>2025-05-26</w:t>
+      <w:t>2025-05-27</w:t>
       <w:br/>
       <w:br/>
     </w:r>

--- a/tillsyn/A 15145-2025 tillsynsbegäran.docx
+++ b/tillsyn/A 15145-2025 tillsynsbegäran.docx
@@ -110,6 +110,17 @@
       </w:r>
       <w:r>
         <w:t>, rödlistad som nära hotad, ingår i en karaktäristisk association av vedsvampar som växer på gamla, grova granlågor i urskogsartade barrskogar. Den är placerad i toppen av Skogsstyrelsens värdepyramid för bedömning av skog med höga naturvärden och indikerar ett granskogsekosystem med långvarig kontinuitet av grova lågor. Artens beroende av grova granlågor innebär att alla skogsskötselåtgärder på eller i omedelbar närhet av lokalerna utgör ett hot på lång sikt. Det är angeläget att populationerna inte ytterligare glesas ut och ett tillräckligt antal områden där arten nu finns måste sparas för framtiden (Nitare &amp; Skogsstyrelsen, 2019; SLU Artdatabanken, 2024).</w:t>
+      </w:r>
+    </w:p>
+    <w:p>
+      <w:r>
+        <w:rPr>
+          <w:b/>
+        </w:rPr>
+        <w:t xml:space="preserve">Ögonpyrola </w:t>
+      </w:r>
+      <w:r>
+        <w:t>är normalt en bra signalart som visar på områden med höga naturvärden och stabila förhållanden, särskilt inom näringsfattiga trakter. Växten är mycket känslig för markskador och försvinner snabbt efter slutavverkning. Den hotas också av skogsgödsling och markavvattning (Nitare &amp; Skogsstyrelsen, 2019).</w:t>
       </w:r>
     </w:p>
     <w:p>
@@ -569,7 +580,7 @@
     <w:r>
       <w:tab/>
       <w:tab/>
-      <w:t>2025-05-27</w:t>
+      <w:t>2025-05-30</w:t>
       <w:br/>
       <w:br/>
     </w:r>

--- a/tillsyn/A 15145-2025 tillsynsbegäran.docx
+++ b/tillsyn/A 15145-2025 tillsynsbegäran.docx
@@ -580,7 +580,7 @@
     <w:r>
       <w:tab/>
       <w:tab/>
-      <w:t>2025-05-30</w:t>
+      <w:t>2025-06-01</w:t>
       <w:br/>
       <w:br/>
     </w:r>

--- a/tillsyn/A 15145-2025 tillsynsbegäran.docx
+++ b/tillsyn/A 15145-2025 tillsynsbegäran.docx
@@ -580,7 +580,7 @@
     <w:r>
       <w:tab/>
       <w:tab/>
-      <w:t>2025-06-01</w:t>
+      <w:t>2025-06-02</w:t>
       <w:br/>
       <w:br/>
     </w:r>

--- a/tillsyn/A 15145-2025 tillsynsbegäran.docx
+++ b/tillsyn/A 15145-2025 tillsynsbegäran.docx
@@ -580,7 +580,7 @@
     <w:r>
       <w:tab/>
       <w:tab/>
-      <w:t>2025-06-02</w:t>
+      <w:t>2025-06-03</w:t>
       <w:br/>
       <w:br/>
     </w:r>

--- a/tillsyn/A 15145-2025 tillsynsbegäran.docx
+++ b/tillsyn/A 15145-2025 tillsynsbegäran.docx
@@ -580,7 +580,7 @@
     <w:r>
       <w:tab/>
       <w:tab/>
-      <w:t>2025-06-03</w:t>
+      <w:t>2025-06-04</w:t>
       <w:br/>
       <w:br/>
     </w:r>

--- a/tillsyn/A 15145-2025 tillsynsbegäran.docx
+++ b/tillsyn/A 15145-2025 tillsynsbegäran.docx
@@ -580,7 +580,7 @@
     <w:r>
       <w:tab/>
       <w:tab/>
-      <w:t>2025-06-04</w:t>
+      <w:t>2025-06-05</w:t>
       <w:br/>
       <w:br/>
     </w:r>

--- a/tillsyn/A 15145-2025 tillsynsbegäran.docx
+++ b/tillsyn/A 15145-2025 tillsynsbegäran.docx
@@ -580,7 +580,7 @@
     <w:r>
       <w:tab/>
       <w:tab/>
-      <w:t>2025-06-05</w:t>
+      <w:t>2025-06-13</w:t>
       <w:br/>
       <w:br/>
     </w:r>

--- a/tillsyn/A 15145-2025 tillsynsbegäran.docx
+++ b/tillsyn/A 15145-2025 tillsynsbegäran.docx
@@ -580,7 +580,7 @@
     <w:r>
       <w:tab/>
       <w:tab/>
-      <w:t>2025-06-13</w:t>
+      <w:t>2025-06-15</w:t>
       <w:br/>
       <w:br/>
     </w:r>

--- a/tillsyn/A 15145-2025 tillsynsbegäran.docx
+++ b/tillsyn/A 15145-2025 tillsynsbegäran.docx
@@ -580,7 +580,7 @@
     <w:r>
       <w:tab/>
       <w:tab/>
-      <w:t>2025-06-15</w:t>
+      <w:t>2025-06-16</w:t>
       <w:br/>
       <w:br/>
     </w:r>

--- a/tillsyn/A 15145-2025 tillsynsbegäran.docx
+++ b/tillsyn/A 15145-2025 tillsynsbegäran.docx
@@ -580,7 +580,7 @@
     <w:r>
       <w:tab/>
       <w:tab/>
-      <w:t>2025-06-16</w:t>
+      <w:t>2025-06-17</w:t>
       <w:br/>
       <w:br/>
     </w:r>

--- a/tillsyn/A 15145-2025 tillsynsbegäran.docx
+++ b/tillsyn/A 15145-2025 tillsynsbegäran.docx
@@ -580,7 +580,7 @@
     <w:r>
       <w:tab/>
       <w:tab/>
-      <w:t>2025-06-17</w:t>
+      <w:t>2025-06-18</w:t>
       <w:br/>
       <w:br/>
     </w:r>

--- a/tillsyn/A 15145-2025 tillsynsbegäran.docx
+++ b/tillsyn/A 15145-2025 tillsynsbegäran.docx
@@ -580,7 +580,7 @@
     <w:r>
       <w:tab/>
       <w:tab/>
-      <w:t>2025-06-18</w:t>
+      <w:t>2025-06-19</w:t>
       <w:br/>
       <w:br/>
     </w:r>

--- a/tillsyn/A 15145-2025 tillsynsbegäran.docx
+++ b/tillsyn/A 15145-2025 tillsynsbegäran.docx
@@ -580,7 +580,7 @@
     <w:r>
       <w:tab/>
       <w:tab/>
-      <w:t>2025-06-19</w:t>
+      <w:t>2025-06-20</w:t>
       <w:br/>
       <w:br/>
     </w:r>

--- a/tillsyn/A 15145-2025 tillsynsbegäran.docx
+++ b/tillsyn/A 15145-2025 tillsynsbegäran.docx
@@ -580,7 +580,7 @@
     <w:r>
       <w:tab/>
       <w:tab/>
-      <w:t>2025-06-20</w:t>
+      <w:t>2025-06-21</w:t>
       <w:br/>
       <w:br/>
     </w:r>

--- a/tillsyn/A 15145-2025 tillsynsbegäran.docx
+++ b/tillsyn/A 15145-2025 tillsynsbegäran.docx
@@ -580,7 +580,7 @@
     <w:r>
       <w:tab/>
       <w:tab/>
-      <w:t>2025-06-21</w:t>
+      <w:t>2025-06-22</w:t>
       <w:br/>
       <w:br/>
     </w:r>

--- a/tillsyn/A 15145-2025 tillsynsbegäran.docx
+++ b/tillsyn/A 15145-2025 tillsynsbegäran.docx
@@ -580,7 +580,7 @@
     <w:r>
       <w:tab/>
       <w:tab/>
-      <w:t>2025-06-22</w:t>
+      <w:t>2025-06-23</w:t>
       <w:br/>
       <w:br/>
     </w:r>

--- a/tillsyn/A 15145-2025 tillsynsbegäran.docx
+++ b/tillsyn/A 15145-2025 tillsynsbegäran.docx
@@ -580,7 +580,7 @@
     <w:r>
       <w:tab/>
       <w:tab/>
-      <w:t>2025-06-23</w:t>
+      <w:t>2025-06-24</w:t>
       <w:br/>
       <w:br/>
     </w:r>

--- a/tillsyn/A 15145-2025 tillsynsbegäran.docx
+++ b/tillsyn/A 15145-2025 tillsynsbegäran.docx
@@ -580,7 +580,7 @@
     <w:r>
       <w:tab/>
       <w:tab/>
-      <w:t>2025-06-24</w:t>
+      <w:t>2025-06-25</w:t>
       <w:br/>
       <w:br/>
     </w:r>

--- a/tillsyn/A 15145-2025 tillsynsbegäran.docx
+++ b/tillsyn/A 15145-2025 tillsynsbegäran.docx
@@ -580,7 +580,7 @@
     <w:r>
       <w:tab/>
       <w:tab/>
-      <w:t>2025-06-25</w:t>
+      <w:t>2025-06-26</w:t>
       <w:br/>
       <w:br/>
     </w:r>

--- a/tillsyn/A 15145-2025 tillsynsbegäran.docx
+++ b/tillsyn/A 15145-2025 tillsynsbegäran.docx
@@ -580,7 +580,7 @@
     <w:r>
       <w:tab/>
       <w:tab/>
-      <w:t>2025-06-26</w:t>
+      <w:t>2025-06-27</w:t>
       <w:br/>
       <w:br/>
     </w:r>

--- a/tillsyn/A 15145-2025 tillsynsbegäran.docx
+++ b/tillsyn/A 15145-2025 tillsynsbegäran.docx
@@ -580,7 +580,7 @@
     <w:r>
       <w:tab/>
       <w:tab/>
-      <w:t>2025-06-27</w:t>
+      <w:t>2025-06-28</w:t>
       <w:br/>
       <w:br/>
     </w:r>

--- a/tillsyn/A 15145-2025 tillsynsbegäran.docx
+++ b/tillsyn/A 15145-2025 tillsynsbegäran.docx
@@ -580,7 +580,7 @@
     <w:r>
       <w:tab/>
       <w:tab/>
-      <w:t>2025-06-28</w:t>
+      <w:t>2025-06-29</w:t>
       <w:br/>
       <w:br/>
     </w:r>

--- a/tillsyn/A 15145-2025 tillsynsbegäran.docx
+++ b/tillsyn/A 15145-2025 tillsynsbegäran.docx
@@ -580,7 +580,7 @@
     <w:r>
       <w:tab/>
       <w:tab/>
-      <w:t>2025-06-29</w:t>
+      <w:t>2025-06-30</w:t>
       <w:br/>
       <w:br/>
     </w:r>

--- a/tillsyn/A 15145-2025 tillsynsbegäran.docx
+++ b/tillsyn/A 15145-2025 tillsynsbegäran.docx
@@ -580,7 +580,7 @@
     <w:r>
       <w:tab/>
       <w:tab/>
-      <w:t>2025-06-30</w:t>
+      <w:t>2025-07-01</w:t>
       <w:br/>
       <w:br/>
     </w:r>

--- a/tillsyn/A 15145-2025 tillsynsbegäran.docx
+++ b/tillsyn/A 15145-2025 tillsynsbegäran.docx
@@ -580,7 +580,7 @@
     <w:r>
       <w:tab/>
       <w:tab/>
-      <w:t>2025-07-01</w:t>
+      <w:t>2025-07-02</w:t>
       <w:br/>
       <w:br/>
     </w:r>

--- a/tillsyn/A 15145-2025 tillsynsbegäran.docx
+++ b/tillsyn/A 15145-2025 tillsynsbegäran.docx
@@ -580,7 +580,7 @@
     <w:r>
       <w:tab/>
       <w:tab/>
-      <w:t>2025-07-02</w:t>
+      <w:t>2025-07-03</w:t>
       <w:br/>
       <w:br/>
     </w:r>

--- a/tillsyn/A 15145-2025 tillsynsbegäran.docx
+++ b/tillsyn/A 15145-2025 tillsynsbegäran.docx
@@ -580,7 +580,7 @@
     <w:r>
       <w:tab/>
       <w:tab/>
-      <w:t>2025-07-03</w:t>
+      <w:t>2025-07-04</w:t>
       <w:br/>
       <w:br/>
     </w:r>

--- a/tillsyn/A 15145-2025 tillsynsbegäran.docx
+++ b/tillsyn/A 15145-2025 tillsynsbegäran.docx
@@ -580,7 +580,7 @@
     <w:r>
       <w:tab/>
       <w:tab/>
-      <w:t>2025-07-04</w:t>
+      <w:t>2025-07-05</w:t>
       <w:br/>
       <w:br/>
     </w:r>

--- a/tillsyn/A 15145-2025 tillsynsbegäran.docx
+++ b/tillsyn/A 15145-2025 tillsynsbegäran.docx
@@ -580,7 +580,7 @@
     <w:r>
       <w:tab/>
       <w:tab/>
-      <w:t>2025-07-05</w:t>
+      <w:t>2025-07-06</w:t>
       <w:br/>
       <w:br/>
     </w:r>

--- a/tillsyn/A 15145-2025 tillsynsbegäran.docx
+++ b/tillsyn/A 15145-2025 tillsynsbegäran.docx
@@ -580,7 +580,7 @@
     <w:r>
       <w:tab/>
       <w:tab/>
-      <w:t>2025-07-06</w:t>
+      <w:t>2025-07-07</w:t>
       <w:br/>
       <w:br/>
     </w:r>

--- a/tillsyn/A 15145-2025 tillsynsbegäran.docx
+++ b/tillsyn/A 15145-2025 tillsynsbegäran.docx
@@ -580,7 +580,7 @@
     <w:r>
       <w:tab/>
       <w:tab/>
-      <w:t>2025-07-07</w:t>
+      <w:t>2025-07-08</w:t>
       <w:br/>
       <w:br/>
     </w:r>

--- a/tillsyn/A 15145-2025 tillsynsbegäran.docx
+++ b/tillsyn/A 15145-2025 tillsynsbegäran.docx
@@ -580,7 +580,7 @@
     <w:r>
       <w:tab/>
       <w:tab/>
-      <w:t>2025-07-08</w:t>
+      <w:t>2025-07-09</w:t>
       <w:br/>
       <w:br/>
     </w:r>

--- a/tillsyn/A 15145-2025 tillsynsbegäran.docx
+++ b/tillsyn/A 15145-2025 tillsynsbegäran.docx
@@ -580,7 +580,7 @@
     <w:r>
       <w:tab/>
       <w:tab/>
-      <w:t>2025-07-09</w:t>
+      <w:t>2025-07-11</w:t>
       <w:br/>
       <w:br/>
     </w:r>

--- a/tillsyn/A 15145-2025 tillsynsbegäran.docx
+++ b/tillsyn/A 15145-2025 tillsynsbegäran.docx
@@ -580,7 +580,7 @@
     <w:r>
       <w:tab/>
       <w:tab/>
-      <w:t>2025-07-11</w:t>
+      <w:t>2025-07-12</w:t>
       <w:br/>
       <w:br/>
     </w:r>

--- a/tillsyn/A 15145-2025 tillsynsbegäran.docx
+++ b/tillsyn/A 15145-2025 tillsynsbegäran.docx
@@ -580,7 +580,7 @@
     <w:r>
       <w:tab/>
       <w:tab/>
-      <w:t>2025-07-12</w:t>
+      <w:t>2025-07-13</w:t>
       <w:br/>
       <w:br/>
     </w:r>

--- a/tillsyn/A 15145-2025 tillsynsbegäran.docx
+++ b/tillsyn/A 15145-2025 tillsynsbegäran.docx
@@ -580,7 +580,7 @@
     <w:r>
       <w:tab/>
       <w:tab/>
-      <w:t>2025-07-13</w:t>
+      <w:t>2025-07-14</w:t>
       <w:br/>
       <w:br/>
     </w:r>

--- a/tillsyn/A 15145-2025 tillsynsbegäran.docx
+++ b/tillsyn/A 15145-2025 tillsynsbegäran.docx
@@ -580,7 +580,7 @@
     <w:r>
       <w:tab/>
       <w:tab/>
-      <w:t>2025-08-06</w:t>
+      <w:t>2025-08-09</w:t>
       <w:br/>
       <w:br/>
     </w:r>
